--- a/Templates/Залог/Конкурсное/Конкурсное ВКЛ в РТК Залог.docx
+++ b/Templates/Залог/Конкурсное/Конкурсное ВКЛ в РТК Залог.docx
@@ -362,6 +362,9 @@
         </w:rPr>
       </w:pPr>
       <w:r>
+        <w:rPr>
+          <w:rFonts w:ascii="Times New Roman" w:hAnsi="Times New Roman" w:cs="Times New Roman"/>
+        </w:rPr>
         <w:t>Арбитражный суд Ростовской области в составе судьи [415], рассмотрев заявление «[989]» (ОГРН [990], ИНН [991]) о включении требований в реестр кредиторов в рамках дела о несостоятельности (банкротстве) общества с ограниченной ответственностью «[2]» (ОГРН [3], ИНН [4], [5])</w:t>
       </w:r>
     </w:p>
@@ -430,20 +433,7 @@
         <w:rPr>
           <w:rFonts w:ascii="Times New Roman" w:eastAsia="Times New Roman" w:hAnsi="Times New Roman" w:cs="Times New Roman"/>
         </w:rPr>
-        <w:t xml:space="preserve"> </w:t>
-      </w:r>
-      <w:r>
-        <w:rPr>
-          <w:rFonts w:ascii="Times New Roman" w:eastAsia="Times New Roman" w:hAnsi="Times New Roman"/>
-          <w:b/>
-        </w:rPr>
-        <w:t>[8]</w:t>
-      </w:r>
-      <w:r>
-        <w:rPr>
-          <w:rFonts w:ascii="Times New Roman" w:eastAsia="Times New Roman" w:hAnsi="Times New Roman" w:cs="Times New Roman"/>
-        </w:rPr>
-        <w:t xml:space="preserve"> из числа членов саморегулируемой организации – </w:t>
+        <w:t xml:space="preserve"> [8] из числа членов саморегулируемой организации – </w:t>
       </w:r>
       <w:r>
         <w:rPr>
@@ -497,6 +487,8 @@
         </w:rPr>
         <w:t>).</w:t>
       </w:r>
+      <w:bookmarkStart w:id="0" w:name="_GoBack"/>
+      <w:bookmarkEnd w:id="0"/>
     </w:p>
     <w:p>
       <w:pPr>
@@ -507,9 +499,14 @@
           <w:rFonts w:ascii="Times New Roman" w:hAnsi="Times New Roman" w:cs="Times New Roman"/>
         </w:rPr>
       </w:pPr>
+      <w:proofErr w:type="gramStart"/>
       <w:r>
+        <w:rPr>
+          <w:rFonts w:ascii="Times New Roman" w:hAnsi="Times New Roman" w:cs="Times New Roman"/>
+        </w:rPr>
         <w:t>В арбитражный суд [777] поступило (посредством сервиса подачи документов в электронном виде «Мой арбитр») заявление «[989]» о включении в третью очередь реестра требований кредиторов должника задолженности в размере [12] руб., из которых: [13] руб. – просроченный основной долг, [14] руб. - просроченные проценты, [15] руб. - неустойка., из них: как обеспеченные залогом –  [0007]  руб.</w:t>
       </w:r>
+      <w:proofErr w:type="gramEnd"/>
     </w:p>
     <w:p>
       <w:pPr>
@@ -553,7 +550,24 @@
         </w:rPr>
       </w:pPr>
       <w:r>
-        <w:t>В обоснование заявленных требований кредитор указал, что [989] и [2] (далее – должник) заключили кредитный договор от [100] № [110], кредитный договор от [101] № [111], кредитный договор от [102] № [112], кредитный договор от [103] № [113], кредитный договор от [104] № [114], договор поручительства от [105] № [115] [992].</w:t>
+        <w:rPr>
+          <w:rFonts w:ascii="Times New Roman" w:hAnsi="Times New Roman" w:cs="Times New Roman"/>
+        </w:rPr>
+        <w:t xml:space="preserve">В обоснование заявленных требований кредитор указал, что [989] и [2] (далее – должник) заключили кредитный договор от [100] № [110], кредитный договор от [101] № [111], кредитный договор от [102] № [112], кредитный договор от [103] № [113], кредитный договор от [104] № [114], договор поручительства </w:t>
+      </w:r>
+      <w:proofErr w:type="gramStart"/>
+      <w:r>
+        <w:rPr>
+          <w:rFonts w:ascii="Times New Roman" w:hAnsi="Times New Roman" w:cs="Times New Roman"/>
+        </w:rPr>
+        <w:t>от</w:t>
+      </w:r>
+      <w:proofErr w:type="gramEnd"/>
+      <w:r>
+        <w:rPr>
+          <w:rFonts w:ascii="Times New Roman" w:hAnsi="Times New Roman" w:cs="Times New Roman"/>
+        </w:rPr>
+        <w:t xml:space="preserve"> [105] № [115] [992].</w:t>
       </w:r>
     </w:p>
     <w:p>
@@ -647,6 +661,9 @@
         <w:ind w:firstLine="720"/>
         <w:contextualSpacing/>
         <w:jc w:val="both"/>
+        <w:rPr>
+          <w:rFonts w:ascii="Times New Roman" w:hAnsi="Times New Roman" w:cs="Times New Roman"/>
+        </w:rPr>
       </w:pPr>
       <w:proofErr w:type="gramStart"/>
       <w:r>
@@ -678,6 +695,9 @@
         <w:ind w:firstLine="720"/>
         <w:contextualSpacing/>
         <w:jc w:val="both"/>
+        <w:rPr>
+          <w:rFonts w:ascii="Times New Roman" w:hAnsi="Times New Roman" w:cs="Times New Roman"/>
+        </w:rPr>
       </w:pPr>
       <w:r>
         <w:rPr>
@@ -722,6 +742,9 @@
         <w:ind w:firstLine="720"/>
         <w:contextualSpacing/>
         <w:jc w:val="both"/>
+        <w:rPr>
+          <w:rFonts w:ascii="Times New Roman" w:hAnsi="Times New Roman" w:cs="Times New Roman"/>
+        </w:rPr>
       </w:pPr>
       <w:r>
         <w:rPr>
@@ -815,6 +838,9 @@
         <w:ind w:firstLine="720"/>
         <w:contextualSpacing/>
         <w:jc w:val="both"/>
+        <w:rPr>
+          <w:rFonts w:ascii="Times New Roman" w:hAnsi="Times New Roman" w:cs="Times New Roman"/>
+        </w:rPr>
       </w:pPr>
       <w:r>
         <w:rPr>
@@ -876,282 +902,14 @@
           <w:rFonts w:ascii="Times New Roman" w:eastAsia="Times New Roman" w:hAnsi="Times New Roman" w:cs="Times New Roman"/>
         </w:rPr>
       </w:pPr>
+      <w:proofErr w:type="gramStart"/>
       <w:r>
         <w:rPr>
-          <w:rFonts w:ascii="Times New Roman" w:hAnsi="Times New Roman"/>
+          <w:rFonts w:ascii="Times New Roman" w:hAnsi="Times New Roman" w:cs="Times New Roman"/>
         </w:rPr>
-        <w:t xml:space="preserve">Согласно договору залога № </w:t>
+        <w:t>Согласно договору залога № [0005] от [0006]  обеспечены обязательства по кредитным договорам № [110] от [100], № [111] от [101], № [112] от [102], № [113] от [103], № [114] от [104], № [115] от [105] в размере [0007] руб.</w:t>
       </w:r>
-      <w:r>
-        <w:rPr>
-          <w:rFonts w:ascii="Times New Roman" w:hAnsi="Times New Roman"/>
-        </w:rPr>
-        <w:t>[</w:t>
-      </w:r>
-      <w:r>
-        <w:rPr>
-          <w:rFonts w:ascii="Times New Roman" w:hAnsi="Times New Roman"/>
-        </w:rPr>
-        <w:t>0005]</w:t>
-      </w:r>
-      <w:r>
-        <w:rPr>
-          <w:rFonts w:ascii="Times New Roman" w:hAnsi="Times New Roman"/>
-        </w:rPr>
-        <w:t xml:space="preserve"> от </w:t>
-      </w:r>
-      <w:r>
-        <w:rPr>
-          <w:rFonts w:ascii="Times New Roman" w:hAnsi="Times New Roman"/>
-        </w:rPr>
-        <w:t>[</w:t>
-      </w:r>
-      <w:r>
-        <w:rPr>
-          <w:rFonts w:ascii="Times New Roman" w:hAnsi="Times New Roman"/>
-        </w:rPr>
-        <w:t>0006]</w:t>
-      </w:r>
-      <w:r>
-        <w:rPr>
-          <w:rFonts w:ascii="Times New Roman" w:hAnsi="Times New Roman"/>
-        </w:rPr>
-        <w:t xml:space="preserve">  обеспечены обязательства по кредитным договорам № </w:t>
-      </w:r>
-      <w:r>
-        <w:rPr>
-          <w:rFonts w:ascii="Times New Roman" w:hAnsi="Times New Roman"/>
-        </w:rPr>
-        <w:t>[</w:t>
-      </w:r>
-      <w:r>
-        <w:rPr>
-          <w:rFonts w:ascii="Times New Roman" w:hAnsi="Times New Roman"/>
-        </w:rPr>
-        <w:t>110]</w:t>
-      </w:r>
-      <w:r>
-        <w:rPr>
-          <w:rFonts w:ascii="Times New Roman" w:hAnsi="Times New Roman"/>
-        </w:rPr>
-        <w:t xml:space="preserve"> от </w:t>
-      </w:r>
-      <w:r>
-        <w:rPr>
-          <w:rFonts w:ascii="Times New Roman" w:hAnsi="Times New Roman"/>
-        </w:rPr>
-        <w:t>[</w:t>
-      </w:r>
-      <w:r>
-        <w:rPr>
-          <w:rFonts w:ascii="Times New Roman" w:hAnsi="Times New Roman"/>
-        </w:rPr>
-        <w:t>100]</w:t>
-      </w:r>
-      <w:r>
-        <w:rPr>
-          <w:rFonts w:ascii="Times New Roman" w:hAnsi="Times New Roman"/>
-        </w:rPr>
-        <w:t xml:space="preserve">, № </w:t>
-      </w:r>
-      <w:r>
-        <w:rPr>
-          <w:rFonts w:ascii="Times New Roman" w:hAnsi="Times New Roman"/>
-        </w:rPr>
-        <w:t>[</w:t>
-      </w:r>
-      <w:r>
-        <w:rPr>
-          <w:rFonts w:ascii="Times New Roman" w:hAnsi="Times New Roman"/>
-        </w:rPr>
-        <w:t>111]</w:t>
-      </w:r>
-      <w:r>
-        <w:rPr>
-          <w:rFonts w:ascii="Times New Roman" w:hAnsi="Times New Roman"/>
-        </w:rPr>
-        <w:t xml:space="preserve"> от </w:t>
-      </w:r>
-      <w:r>
-        <w:rPr>
-          <w:rFonts w:ascii="Times New Roman" w:hAnsi="Times New Roman"/>
-        </w:rPr>
-        <w:t>[</w:t>
-      </w:r>
-      <w:r>
-        <w:rPr>
-          <w:rFonts w:ascii="Times New Roman" w:hAnsi="Times New Roman"/>
-        </w:rPr>
-        <w:t>101]</w:t>
-      </w:r>
-      <w:r>
-        <w:rPr>
-          <w:rFonts w:ascii="Times New Roman" w:hAnsi="Times New Roman"/>
-        </w:rPr>
-        <w:t xml:space="preserve">, № </w:t>
-      </w:r>
-      <w:r>
-        <w:rPr>
-          <w:rFonts w:ascii="Times New Roman" w:hAnsi="Times New Roman"/>
-        </w:rPr>
-        <w:t>[</w:t>
-      </w:r>
-      <w:r>
-        <w:rPr>
-          <w:rFonts w:ascii="Times New Roman" w:hAnsi="Times New Roman"/>
-        </w:rPr>
-        <w:t>112]</w:t>
-      </w:r>
-      <w:r>
-        <w:rPr>
-          <w:rFonts w:ascii="Times New Roman" w:hAnsi="Times New Roman"/>
-        </w:rPr>
-        <w:t xml:space="preserve"> от </w:t>
-      </w:r>
-      <w:r>
-        <w:rPr>
-          <w:rFonts w:ascii="Times New Roman" w:hAnsi="Times New Roman"/>
-        </w:rPr>
-        <w:t>[</w:t>
-      </w:r>
-      <w:r>
-        <w:rPr>
-          <w:rFonts w:ascii="Times New Roman" w:hAnsi="Times New Roman"/>
-        </w:rPr>
-        <w:t>102]</w:t>
-      </w:r>
-      <w:r>
-        <w:rPr>
-          <w:rFonts w:ascii="Times New Roman" w:hAnsi="Times New Roman"/>
-        </w:rPr>
-        <w:t xml:space="preserve">, № </w:t>
-      </w:r>
-      <w:r>
-        <w:rPr>
-          <w:rFonts w:ascii="Times New Roman" w:hAnsi="Times New Roman"/>
-        </w:rPr>
-        <w:t>[</w:t>
-      </w:r>
-      <w:r>
-        <w:rPr>
-          <w:rFonts w:ascii="Times New Roman" w:hAnsi="Times New Roman"/>
-        </w:rPr>
-        <w:t>113]</w:t>
-      </w:r>
-      <w:r>
-        <w:rPr>
-          <w:rFonts w:ascii="Times New Roman" w:hAnsi="Times New Roman"/>
-        </w:rPr>
-        <w:t xml:space="preserve"> от </w:t>
-      </w:r>
-      <w:r>
-        <w:rPr>
-          <w:rFonts w:ascii="Times New Roman" w:hAnsi="Times New Roman"/>
-        </w:rPr>
-        <w:t>[</w:t>
-      </w:r>
-      <w:r>
-        <w:rPr>
-          <w:rFonts w:ascii="Times New Roman" w:hAnsi="Times New Roman"/>
-        </w:rPr>
-        <w:t>103]</w:t>
-      </w:r>
-      <w:r>
-        <w:rPr>
-          <w:rFonts w:ascii="Times New Roman" w:hAnsi="Times New Roman"/>
-        </w:rPr>
-        <w:t xml:space="preserve">, № </w:t>
-      </w:r>
-      <w:r>
-        <w:rPr>
-          <w:rFonts w:ascii="Times New Roman" w:hAnsi="Times New Roman"/>
-        </w:rPr>
-        <w:t>[</w:t>
-      </w:r>
-      <w:r>
-        <w:rPr>
-          <w:rFonts w:ascii="Times New Roman" w:hAnsi="Times New Roman"/>
-        </w:rPr>
-        <w:t>114]</w:t>
-      </w:r>
-      <w:r>
-        <w:rPr>
-          <w:rFonts w:ascii="Times New Roman" w:hAnsi="Times New Roman"/>
-        </w:rPr>
-        <w:t xml:space="preserve"> от </w:t>
-      </w:r>
-      <w:r>
-        <w:rPr>
-          <w:rFonts w:ascii="Times New Roman" w:hAnsi="Times New Roman"/>
-        </w:rPr>
-        <w:t>[</w:t>
-      </w:r>
-      <w:r>
-        <w:rPr>
-          <w:rFonts w:ascii="Times New Roman" w:hAnsi="Times New Roman"/>
-        </w:rPr>
-        <w:t>104]</w:t>
-      </w:r>
-      <w:r>
-        <w:rPr>
-          <w:rFonts w:ascii="Times New Roman" w:hAnsi="Times New Roman"/>
-        </w:rPr>
-        <w:t xml:space="preserve">, № </w:t>
-      </w:r>
-      <w:r>
-        <w:rPr>
-          <w:rFonts w:ascii="Times New Roman" w:hAnsi="Times New Roman"/>
-        </w:rPr>
-        <w:t>[</w:t>
-      </w:r>
-      <w:r>
-        <w:rPr>
-          <w:rFonts w:ascii="Times New Roman" w:hAnsi="Times New Roman"/>
-        </w:rPr>
-        <w:t>115]</w:t>
-      </w:r>
-      <w:r>
-        <w:rPr>
-          <w:rFonts w:ascii="Times New Roman" w:hAnsi="Times New Roman"/>
-        </w:rPr>
-        <w:t xml:space="preserve"> от </w:t>
-      </w:r>
-      <w:r>
-        <w:rPr>
-          <w:rFonts w:ascii="Times New Roman" w:hAnsi="Times New Roman"/>
-        </w:rPr>
-        <w:t>[</w:t>
-      </w:r>
-      <w:r>
-        <w:rPr>
-          <w:rFonts w:ascii="Times New Roman" w:hAnsi="Times New Roman"/>
-        </w:rPr>
-        <w:t>105]</w:t>
-      </w:r>
-      <w:r>
-        <w:rPr>
-          <w:rFonts w:ascii="Times New Roman" w:hAnsi="Times New Roman"/>
-        </w:rPr>
-        <w:t xml:space="preserve"> в размере </w:t>
-      </w:r>
-      <w:r>
-        <w:rPr>
-          <w:rFonts w:ascii="Times New Roman" w:hAnsi="Times New Roman"/>
-        </w:rPr>
-        <w:t>[</w:t>
-      </w:r>
-      <w:r>
-        <w:rPr>
-          <w:rFonts w:ascii="Times New Roman" w:hAnsi="Times New Roman"/>
-        </w:rPr>
-        <w:t>0007]</w:t>
-      </w:r>
-      <w:r>
-        <w:rPr>
-          <w:rFonts w:ascii="Times New Roman" w:hAnsi="Times New Roman"/>
-        </w:rPr>
-        <w:t xml:space="preserve"> руб.</w:t>
-      </w:r>
+      <w:proofErr w:type="gramEnd"/>
     </w:p>
     <w:p>
       <w:pPr>
@@ -1171,6 +929,7 @@
       <w:r>
         <w:rPr>
           <w:rStyle w:val="afb"/>
+          <w:rFonts w:ascii="Times New Roman" w:hAnsi="Times New Roman" w:cs="Times New Roman"/>
         </w:rPr>
         <w:t>[1221]</w:t>
       </w:r>
@@ -1180,6 +939,9 @@
         <w:ind w:firstLine="720"/>
         <w:contextualSpacing/>
         <w:jc w:val="both"/>
+        <w:rPr>
+          <w:rFonts w:ascii="Times New Roman" w:hAnsi="Times New Roman" w:cs="Times New Roman"/>
+        </w:rPr>
       </w:pPr>
       <w:r>
         <w:rPr>
@@ -1247,6 +1009,7 @@
         <w:rPr>
           <w:rFonts w:ascii="Times New Roman" w:eastAsia="Times New Roman" w:hAnsi="Times New Roman" w:cs="Times New Roman"/>
         </w:rPr>
+        <w:lastRenderedPageBreak/>
         <w:t>В материалах дела отсутствуют доказательства, подтверждающие отсутствие предмета залога у должника.</w:t>
       </w:r>
     </w:p>
@@ -1263,7 +1026,6 @@
         <w:rPr>
           <w:rFonts w:ascii="Times New Roman" w:eastAsia="Times New Roman" w:hAnsi="Times New Roman" w:cs="Times New Roman"/>
         </w:rPr>
-        <w:lastRenderedPageBreak/>
         <w:t xml:space="preserve">Таким образом, оснований для отказа в признании требования кредитора в размере [0007]  руб. обеспеченным залогом имущества должника у суда не </w:t>
       </w:r>
       <w:proofErr w:type="gramStart"/>
@@ -1387,9 +1149,14 @@
           <w:rFonts w:ascii="Times New Roman" w:hAnsi="Times New Roman" w:cs="Times New Roman"/>
         </w:rPr>
       </w:pPr>
+      <w:proofErr w:type="gramStart"/>
       <w:r>
+        <w:rPr>
+          <w:rFonts w:ascii="Times New Roman" w:hAnsi="Times New Roman" w:cs="Times New Roman"/>
+        </w:rPr>
         <w:t>Включить требование «[989]» (ИНН [991], ОГРН [990], адрес регистрации: [988]) [12] руб., из которых: [13] руб. – просроченный основной долг, [14] руб. - просроченные проценты, [15] руб. - неустойка., из них: как обеспеченные залогом – [0007]  руб., в третью очередь реестра требований кредиторов должника.</w:t>
       </w:r>
+      <w:proofErr w:type="gramEnd"/>
     </w:p>
     <w:p>
       <w:pPr>
@@ -1424,8 +1191,14 @@
         <w:ind w:firstLine="720"/>
         <w:contextualSpacing/>
         <w:jc w:val="both"/>
+        <w:rPr>
+          <w:rFonts w:ascii="Times New Roman" w:hAnsi="Times New Roman" w:cs="Times New Roman"/>
+        </w:rPr>
       </w:pPr>
       <w:r>
+        <w:rPr>
+          <w:rFonts w:ascii="Times New Roman" w:hAnsi="Times New Roman" w:cs="Times New Roman"/>
+        </w:rPr>
         <w:t>Судебные расходы по уплате государственной пошлины в размере [16] рубля, подлежащие взысканию с ООО «[2]» (ОГРН [3], ИНН [4], [5]) в пользу «[989]», учесть в реестре требований кредиторов применительно к пункту 3 статьи 137 Федерального закона от 26.10.2002 № 127-ФЗ «О несостоятельности (банкротстве)».</w:t>
       </w:r>
     </w:p>
@@ -1567,8 +1340,6 @@
             </w:r>
           </w:p>
         </w:tc>
-        <w:bookmarkStart w:id="0" w:name="_GoBack"/>
-        <w:bookmarkEnd w:id="0"/>
       </w:tr>
     </w:tbl>
     <w:p>

--- a/Templates/Залог/Конкурсное/Конкурсное ВКЛ в РТК Залог.docx
+++ b/Templates/Залог/Конкурсное/Конкурсное ВКЛ в РТК Залог.docx
@@ -1154,7 +1154,7 @@
         <w:rPr>
           <w:rFonts w:ascii="Times New Roman" w:hAnsi="Times New Roman" w:cs="Times New Roman"/>
         </w:rPr>
-        <w:t>Включить требование «[989]» (ИНН [991], ОГРН [990], адрес регистрации: [988]) [12] руб., из которых: [13] руб. – просроченный основной долг, [14] руб. - просроченные проценты, [15] руб. - неустойка., из них: как обеспеченные залогом – [0007]  руб., в третью очередь реестра требований кредиторов должника.</w:t>
+        <w:t>Включить требование «[989]» (ИНН [991], ОГРН [990], адрес регистрации: [988]) в размере [12] руб., из которых: [13] руб. – просроченный основной долг, [14] руб. - просроченные проценты, [15] руб. - неустойка., из них: как обеспеченные залогом – [0007]  руб., в третью очередь реестра требований кредиторов должника.</w:t>
       </w:r>
       <w:proofErr w:type="gramEnd"/>
     </w:p>
